--- a/library/_deliverables/microsoft-purview-dlp-sensitivity-labels-retention/PURVIEW-Solution.docx
+++ b/library/_deliverables/microsoft-purview-dlp-sensitivity-labels-retention/PURVIEW-Solution.docx
@@ -91,7 +91,7 @@
         <w:rPr>
           <w:b/>
         </w:rPr>
-        <w:t>Phoenixtekk Workplace Marketplace · Security Solutions</w:t>
+        <w:t>White-label · Security Solutions</w:t>
       </w:r>
     </w:p>
     <w:p>
@@ -180,7 +180,7 @@
         <w:pStyle w:val="Heading2"/>
       </w:pPr>
       <w:r>
-        <w:t>The Phoenixtekk deployment model</w:t>
+        <w:t>The standard deployment model</w:t>
       </w:r>
     </w:p>
     <w:p>
@@ -539,7 +539,7 @@
         <w:pStyle w:val="Heading2"/>
       </w:pPr>
       <w:r>
-        <w:t>The standard Phoenixtekk deployment model</w:t>
+        <w:t>The standard deployment model</w:t>
       </w:r>
     </w:p>
     <w:p>
@@ -551,7 +551,7 @@
           <w:i/>
           <w:color w:val="2E86C1"/>
         </w:rPr>
-        <w:t>Design the label taxonomy → publish labels and label policies → configure auto-labeling → build DLP in audit and tune → set retention/records → pilot → validate → expand. Phoenixtekk pattern: Assess → Configure → Pilot → Validate → Expand, with a DLP audit gate before any policy enforces and a documented rollback.</w:t>
+        <w:t>Design the label taxonomy → publish labels and label policies → configure auto-labeling → build DLP in audit and tune → set retention/records → pilot → validate → expand. repeatable pattern: Assess → Configure → Pilot → Validate → Expand, with a DLP audit gate before any policy enforces and a documented rollback.</w:t>
       </w:r>
     </w:p>
     <w:p>
@@ -5505,7 +5505,7 @@
         <w:pStyle w:val="ListBullet"/>
       </w:pPr>
       <w:r>
-        <w:t>A repeatable process following the Phoenixtekk model: **Assess → Configure → Pilot → Validate →</w:t>
+        <w:t>A repeatable process following the repeatable model: **Assess → Configure → Pilot → Validate →</w:t>
       </w:r>
     </w:p>
     <w:p>
@@ -5560,7 +5560,7 @@
         <w:t>Purpose:</w:t>
       </w:r>
       <w:r>
-        <w:t xml:space="preserve"> Connects to Security &amp; Compliance PowerShell and reports the tenant's current Microsoft Purview information-protection posture: sensitivity labels and label policies, DLP policies (with mode: test/audit vs enforce), and retention labels/policies. This is the "what exists today" read used to plan the taxonomy, the DLP audit gate, and retention scope. HOW TO RUN Install-Module ExchangeOnlineManagement -Scope CurrentUser powershell -ExecutionPolicy Bypass -File .\PURVIEW-Discovery.ps1 Sign in as a Compliance Administrator (or Information Protection + DLP roles) when prompted. EXPECTED RESULTS Lists of sensitivity labels (name, priority, encryption), label policies (name, enabled), DLP policies (name, MODE — flags any already in Enforce), and retention labels/policies. .NOTES Phoenixtekk Workplace Marketplace — Security Solutions. Read-only. Uses Get-Label / Get-LabelPolicy / Get-DlpCompliancePolicy / Get-RetentionCompliancePolicy. #&gt; [CmdletBinding()] param()</w:t>
+        <w:t xml:space="preserve"> Connects to Security &amp; Compliance PowerShell and reports the tenant's current Microsoft Purview information-protection posture: sensitivity labels and label policies, DLP policies (with mode: test/audit vs enforce), and retention labels/policies. This is the "what exists today" read used to plan the taxonomy, the DLP audit gate, and retention scope. HOW TO RUN Install-Module ExchangeOnlineManagement -Scope CurrentUser powershell -ExecutionPolicy Bypass -File .\PURVIEW-Discovery.ps1 Sign in as a Compliance Administrator (or Information Protection + DLP roles) when prompted. EXPECTED RESULTS Lists of sensitivity labels (name, priority, encryption), label policies (name, enabled), DLP policies (name, MODE — flags any already in Enforce), and retention labels/policies. .NOTES White-label — Security Solutions. Read-only. Uses Get-Label / Get-LabelPolicy / Get-DlpCompliancePolicy / Get-RetentionCompliancePolicy. #&gt; [CmdletBinding()] param()</w:t>
       </w:r>
     </w:p>
     <w:p>
@@ -5571,7 +5571,7 @@
         <w:t>How to run:</w:t>
       </w:r>
       <w:r>
-        <w:t xml:space="preserve"> Install-Module ExchangeOnlineManagement -Scope CurrentUser powershell -ExecutionPolicy Bypass -File .\PURVIEW-Discovery.ps1 Sign in as a Compliance Administrator (or Information Protection + DLP roles) when prompted. EXPECTED RESULTS Lists of sensitivity labels (name, priority, encryption), label policies (name, enabled), DLP policies (name, MODE — flags any already in Enforce), and retention labels/policies. .NOTES Phoenixtekk Workplace Marketplace — Security Solutions. Read-only. Uses Get-Label / Get-LabelPolicy / Get-DlpCompliancePolicy / Get-RetentionCompliancePolicy. #&gt; [CmdletBinding()] param()</w:t>
+        <w:t xml:space="preserve"> Install-Module ExchangeOnlineManagement -Scope CurrentUser powershell -ExecutionPolicy Bypass -File .\PURVIEW-Discovery.ps1 Sign in as a Compliance Administrator (or Information Protection + DLP roles) when prompted. EXPECTED RESULTS Lists of sensitivity labels (name, priority, encryption), label policies (name, enabled), DLP policies (name, MODE — flags any already in Enforce), and retention labels/policies. .NOTES White-label — Security Solutions. Read-only. Uses Get-Label / Get-LabelPolicy / Get-DlpCompliancePolicy / Get-RetentionCompliancePolicy. #&gt; [CmdletBinding()] param()</w:t>
       </w:r>
     </w:p>
     <w:p>
@@ -5590,7 +5590,7 @@
         <w:t>Purpose:</w:t>
       </w:r>
       <w:r>
-        <w:t xml:space="preserve"> Remediates the low-risk gaps that PURVIEW-Validation.ps1 finds — enabling a published-but-off label policy and enabling a disabled retention policy — WITHOUT ever silently switching a DLP policy to enforce (that is the audit gate, a human decision). Runs in -WhatIf by default; pass -Apply to make changes. It never deletes anything and never enables Enforce mode on DLP. HOW TO RUN Preview (safe, default): powershell -ExecutionPolicy Bypass -File .\PURVIEW-Remediation.ps1 Apply changes:          powershell -ExecutionPolicy Bypass -File .\PURVIEW-Remediation.ps1 -Apply Sign in as a Compliance Administrator when prompted. EXPECTED RESULTS A list of proposed actions (WhatIf) or the applied changes (-Apply). DLP enforce is never automated — the script only reports DLP policies still in test/audit for the operator to promote via the Implementation Guide (Step 7). .NOTES Phoenixtekk Workplace Marketplace — Security Solutions. Default is a dry run. Uses Get-/Set-LabelPolicy and Get-/Set-RetentionCompliancePolicy; reads Get-DlpCompliancePolicy. #&gt; [CmdletBinding()] param( [switch]$Apply, [string]$LabelPolicyName     = 'Label Policy - Sensitivity Taxonomy - All Users', [string]$RetentionPolicyName = 'Retention Policy - M365 Baseline - 5 Year' ) $WhatIf = -not $Apply $mode = $(if($WhatIf){'WHATIF (preview only)'}else{'APPLY'})</w:t>
+        <w:t xml:space="preserve"> Remediates the low-risk gaps that PURVIEW-Validation.ps1 finds — enabling a published-but-off label policy and enabling a disabled retention policy — WITHOUT ever silently switching a DLP policy to enforce (that is the audit gate, a human decision). Runs in -WhatIf by default; pass -Apply to make changes. It never deletes anything and never enables Enforce mode on DLP. HOW TO RUN Preview (safe, default): powershell -ExecutionPolicy Bypass -File .\PURVIEW-Remediation.ps1 Apply changes:          powershell -ExecutionPolicy Bypass -File .\PURVIEW-Remediation.ps1 -Apply Sign in as a Compliance Administrator when prompted. EXPECTED RESULTS A list of proposed actions (WhatIf) or the applied changes (-Apply). DLP enforce is never automated — the script only reports DLP policies still in test/audit for the operator to promote via the Implementation Guide (Step 7). .NOTES White-label — Security Solutions. Default is a dry run. Uses Get-/Set-LabelPolicy and Get-/Set-RetentionCompliancePolicy; reads Get-DlpCompliancePolicy. #&gt; [CmdletBinding()] param( [switch]$Apply, [string]$LabelPolicyName     = 'Label Policy - Sensitivity Taxonomy - All Users', [string]$RetentionPolicyName = 'Retention Policy - M365 Baseline - 5 Year' ) $WhatIf = -not $Apply $mode = $(if($WhatIf){'WHATIF (preview only)'}else{'APPLY'})</w:t>
       </w:r>
     </w:p>
     <w:p>
@@ -5601,7 +5601,7 @@
         <w:t>How to run:</w:t>
       </w:r>
       <w:r>
-        <w:t xml:space="preserve"> Preview (safe, default): powershell -ExecutionPolicy Bypass -File .\PURVIEW-Remediation.ps1 Apply changes:          powershell -ExecutionPolicy Bypass -File .\PURVIEW-Remediation.ps1 -Apply Sign in as a Compliance Administrator when prompted. EXPECTED RESULTS A list of proposed actions (WhatIf) or the applied changes (-Apply). DLP enforce is never automated — the script only reports DLP policies still in test/audit for the operator to promote via the Implementation Guide (Step 7). .NOTES Phoenixtekk Workplace Marketplace — Security Solutions. Default is a dry run. Uses Get-/Set-LabelPolicy and Get-/Set-RetentionCompliancePolicy; reads Get-DlpCompliancePolicy. #&gt; [CmdletBinding()] param( [switch]$Apply, [string]$LabelPolicyName     = 'Label Policy - Sensitivity Taxonomy - All Users', [string]$RetentionPolicyName = 'Retention Policy - M365 Baseline - 5 Year' ) $WhatIf = -not $Apply $mode = $(if($WhatIf){'WHATIF (preview only)'}else{'APPLY'})</w:t>
+        <w:t xml:space="preserve"> Preview (safe, default): powershell -ExecutionPolicy Bypass -File .\PURVIEW-Remediation.ps1 Apply changes:          powershell -ExecutionPolicy Bypass -File .\PURVIEW-Remediation.ps1 -Apply Sign in as a Compliance Administrator when prompted. EXPECTED RESULTS A list of proposed actions (WhatIf) or the applied changes (-Apply). DLP enforce is never automated — the script only reports DLP policies still in test/audit for the operator to promote via the Implementation Guide (Step 7). .NOTES White-label — Security Solutions. Default is a dry run. Uses Get-/Set-LabelPolicy and Get-/Set-RetentionCompliancePolicy; reads Get-DlpCompliancePolicy. #&gt; [CmdletBinding()] param( [switch]$Apply, [string]$LabelPolicyName     = 'Label Policy - Sensitivity Taxonomy - All Users', [string]$RetentionPolicyName = 'Retention Policy - M365 Baseline - 5 Year' ) $WhatIf = -not $Apply $mode = $(if($WhatIf){'WHATIF (preview only)'}else{'APPLY'})</w:t>
       </w:r>
     </w:p>
     <w:p>
@@ -5620,7 +5620,7 @@
         <w:t>Purpose:</w:t>
       </w:r>
       <w:r>
-        <w:t xml:space="preserve"> Summarizes information-protection coverage so you can review the DLP audit gate and track classification: (1) which sensitivity labels exist and their protection, (2) which services each DLP policy covers and its mode, and (3) recent DLP events from the unified audit log (DLPRuleMatch) grouped by workload — the audit data you tune before enforcing. HOW TO RUN powershell -ExecutionPolicy Bypass -File .\PURVIEW-Report.ps1 -Days 7 -CsvPath C:\Temp\purview-dlp.csv Sign in as a Compliance Administrator when prompted. Requires audit logging enabled (Requirement 2.7) for the DLP-event section to return data. EXPECTED RESULTS A label inventory, a DLP location/mode matrix, and a per-workload count of DLP rule matches for the window, optionally exported to CSV. .NOTES Phoenixtekk Workplace Marketplace — Security Solutions. Read-only. Uses Get-Label / Get-DlpCompliancePolicy and Search-UnifiedAuditLog (DLPRuleMatch). #&gt; [CmdletBinding()] param( [int]$Days = 7, [string]$CsvPath )</w:t>
+        <w:t xml:space="preserve"> Summarizes information-protection coverage so you can review the DLP audit gate and track classification: (1) which sensitivity labels exist and their protection, (2) which services each DLP policy covers and its mode, and (3) recent DLP events from the unified audit log (DLPRuleMatch) grouped by workload — the audit data you tune before enforcing. HOW TO RUN powershell -ExecutionPolicy Bypass -File .\PURVIEW-Report.ps1 -Days 7 -CsvPath C:\Temp\purview-dlp.csv Sign in as a Compliance Administrator when prompted. Requires audit logging enabled (Requirement 2.7) for the DLP-event section to return data. EXPECTED RESULTS A label inventory, a DLP location/mode matrix, and a per-workload count of DLP rule matches for the window, optionally exported to CSV. .NOTES White-label — Security Solutions. Read-only. Uses Get-Label / Get-DlpCompliancePolicy and Search-UnifiedAuditLog (DLPRuleMatch). #&gt; [CmdletBinding()] param( [int]$Days = 7, [string]$CsvPath )</w:t>
       </w:r>
     </w:p>
     <w:p>
@@ -5631,7 +5631,7 @@
         <w:t>How to run:</w:t>
       </w:r>
       <w:r>
-        <w:t xml:space="preserve"> powershell -ExecutionPolicy Bypass -File .\PURVIEW-Report.ps1 -Days 7 -CsvPath C:\Temp\purview-dlp.csv Sign in as a Compliance Administrator when prompted. Requires audit logging enabled (Requirement 2.7) for the DLP-event section to return data. EXPECTED RESULTS A label inventory, a DLP location/mode matrix, and a per-workload count of DLP rule matches for the window, optionally exported to CSV. .NOTES Phoenixtekk Workplace Marketplace — Security Solutions. Read-only. Uses Get-Label / Get-DlpCompliancePolicy and Search-UnifiedAuditLog (DLPRuleMatch). #&gt; [CmdletBinding()] param( [int]$Days = 7, [string]$CsvPath )</w:t>
+        <w:t xml:space="preserve"> powershell -ExecutionPolicy Bypass -File .\PURVIEW-Report.ps1 -Days 7 -CsvPath C:\Temp\purview-dlp.csv Sign in as a Compliance Administrator when prompted. Requires audit logging enabled (Requirement 2.7) for the DLP-event section to return data. EXPECTED RESULTS A label inventory, a DLP location/mode matrix, and a per-workload count of DLP rule matches for the window, optionally exported to CSV. .NOTES White-label — Security Solutions. Read-only. Uses Get-Label / Get-DlpCompliancePolicy and Search-UnifiedAuditLog (DLPRuleMatch). #&gt; [CmdletBinding()] param( [int]$Days = 7, [string]$CsvPath )</w:t>
       </w:r>
     </w:p>
     <w:p>
@@ -5650,7 +5650,7 @@
         <w:t>Purpose:</w:t>
       </w:r>
       <w:r>
-        <w:t xml:space="preserve"> Creates (or updates) the Microsoft Entra security groups this solution targets its labels, DLP, and retention at — the pilot scope 'Purview - Pilot Users' and, optionally, a broader protection scope — and adds the supplied members. Use it to stand up Requirement 2.5 before publishing any policy, and to widen scope during Expand. HOW TO RUN Install-Module Microsoft.Graph -Scope CurrentUser Preview:  powershell -ExecutionPolicy Bypass -File .\PURVIEW-Set-ScopeTargeting.ps1 -Members user1@contoso.com,user2@contoso.com -WhatIf Apply:    powershell -ExecutionPolicy Bypass -File .\PURVIEW-Set-ScopeTargeting.ps1 -Members user1@contoso.com,user2@contoso.com Sign in with rights to create groups (Groups Administrator) when prompted. EXPECTED RESULTS The group exists (created if missing) and the named members are added. -WhatIf previews without changing anything. .NOTES Phoenixtekk Workplace Marketplace — Security Solutions. Uses Microsoft Graph PowerShell (New-MgGroup / New-MgGroupMemberByRef). #&gt; [CmdletBinding(SupportsShouldProcess=$true)] param( [string]$GroupName = 'Purview - Pilot Users', [string[]]$Members = @() )</w:t>
+        <w:t xml:space="preserve"> Creates (or updates) the Microsoft Entra security groups this solution targets its labels, DLP, and retention at — the pilot scope 'Purview - Pilot Users' and, optionally, a broader protection scope — and adds the supplied members. Use it to stand up Requirement 2.5 before publishing any policy, and to widen scope during Expand. HOW TO RUN Install-Module Microsoft.Graph -Scope CurrentUser Preview:  powershell -ExecutionPolicy Bypass -File .\PURVIEW-Set-ScopeTargeting.ps1 -Members user1@contoso.com,user2@contoso.com -WhatIf Apply:    powershell -ExecutionPolicy Bypass -File .\PURVIEW-Set-ScopeTargeting.ps1 -Members user1@contoso.com,user2@contoso.com Sign in with rights to create groups (Groups Administrator) when prompted. EXPECTED RESULTS The group exists (created if missing) and the named members are added. -WhatIf previews without changing anything. .NOTES White-label — Security Solutions. Uses Microsoft Graph PowerShell (New-MgGroup / New-MgGroupMemberByRef). #&gt; [CmdletBinding(SupportsShouldProcess=$true)] param( [string]$GroupName = 'Purview - Pilot Users', [string[]]$Members = @() )</w:t>
       </w:r>
     </w:p>
     <w:p>
@@ -5661,7 +5661,7 @@
         <w:t>How to run:</w:t>
       </w:r>
       <w:r>
-        <w:t xml:space="preserve"> Install-Module Microsoft.Graph -Scope CurrentUser Preview:  powershell -ExecutionPolicy Bypass -File .\PURVIEW-Set-ScopeTargeting.ps1 -Members user1@contoso.com,user2@contoso.com -WhatIf Apply:    powershell -ExecutionPolicy Bypass -File .\PURVIEW-Set-ScopeTargeting.ps1 -Members user1@contoso.com,user2@contoso.com Sign in with rights to create groups (Groups Administrator) when prompted. EXPECTED RESULTS The group exists (created if missing) and the named members are added. -WhatIf previews without changing anything. .NOTES Phoenixtekk Workplace Marketplace — Security Solutions. Uses Microsoft Graph PowerShell (New-MgGroup / New-MgGroupMemberByRef). #&gt; [CmdletBinding(SupportsShouldProcess=$true)] param( [string]$GroupName = 'Purview - Pilot Users', [string[]]$Members = @() )</w:t>
+        <w:t xml:space="preserve"> Install-Module Microsoft.Graph -Scope CurrentUser Preview:  powershell -ExecutionPolicy Bypass -File .\PURVIEW-Set-ScopeTargeting.ps1 -Members user1@contoso.com,user2@contoso.com -WhatIf Apply:    powershell -ExecutionPolicy Bypass -File .\PURVIEW-Set-ScopeTargeting.ps1 -Members user1@contoso.com,user2@contoso.com Sign in with rights to create groups (Groups Administrator) when prompted. EXPECTED RESULTS The group exists (created if missing) and the named members are added. -WhatIf previews without changing anything. .NOTES White-label — Security Solutions. Uses Microsoft Graph PowerShell (New-MgGroup / New-MgGroupMemberByRef). #&gt; [CmdletBinding(SupportsShouldProcess=$true)] param( [string]$GroupName = 'Purview - Pilot Users', [string[]]$Members = @() )</w:t>
       </w:r>
     </w:p>
     <w:p>
@@ -5680,7 +5680,7 @@
         <w:t>Purpose:</w:t>
       </w:r>
       <w:r>
-        <w:t xml:space="preserve"> Verifies that the named objects this solution deploys are present and in the expected state: the sensitivity-label taxonomy is published, the DLP policy exists (and reports its mode so you can see whether it has passed the audit gate into enforce), and the retention policy exists and is enabled. Pass/fail per the Testing Guide. HOW TO RUN powershell -ExecutionPolicy Bypass -File .\PURVIEW-Validation.ps1 Sign in as a Compliance Administrator when prompted. Optionally pass -DlpPolicyName / -RetentionPolicyName / -LabelPolicyName to match your renamed objects. EXPECTED RESULTS "VALIDATION PASSED" when the label policy is enabled, the DLP policy is present, and the retention policy is enabled. Exit code 0 on pass, 1 on any gap. .NOTES Phoenixtekk Workplace Marketplace — Security Solutions. Read-only. Uses Get-Label / Get-LabelPolicy / Get-DlpCompliancePolicy / Get-RetentionCompliancePolicy. #&gt; [CmdletBinding()] param( [string]$LabelPolicyName     = 'Label Policy - Sensitivity Taxonomy - All Users', [string]$DlpPolicyName       = 'DLP Policy - Financial and PII', [string]$RetentionPolicyName = 'Retention Policy - M365 Baseline - 5 Year' )</w:t>
+        <w:t xml:space="preserve"> Verifies that the named objects this solution deploys are present and in the expected state: the sensitivity-label taxonomy is published, the DLP policy exists (and reports its mode so you can see whether it has passed the audit gate into enforce), and the retention policy exists and is enabled. Pass/fail per the Testing Guide. HOW TO RUN powershell -ExecutionPolicy Bypass -File .\PURVIEW-Validation.ps1 Sign in as a Compliance Administrator when prompted. Optionally pass -DlpPolicyName / -RetentionPolicyName / -LabelPolicyName to match your renamed objects. EXPECTED RESULTS "VALIDATION PASSED" when the label policy is enabled, the DLP policy is present, and the retention policy is enabled. Exit code 0 on pass, 1 on any gap. .NOTES White-label — Security Solutions. Read-only. Uses Get-Label / Get-LabelPolicy / Get-DlpCompliancePolicy / Get-RetentionCompliancePolicy. #&gt; [CmdletBinding()] param( [string]$LabelPolicyName     = 'Label Policy - Sensitivity Taxonomy - All Users', [string]$DlpPolicyName       = 'DLP Policy - Financial and PII', [string]$RetentionPolicyName = 'Retention Policy - M365 Baseline - 5 Year' )</w:t>
       </w:r>
     </w:p>
     <w:p>
@@ -5691,7 +5691,7 @@
         <w:t>How to run:</w:t>
       </w:r>
       <w:r>
-        <w:t xml:space="preserve"> powershell -ExecutionPolicy Bypass -File .\PURVIEW-Validation.ps1 Sign in as a Compliance Administrator when prompted. Optionally pass -DlpPolicyName / -RetentionPolicyName / -LabelPolicyName to match your renamed objects. EXPECTED RESULTS "VALIDATION PASSED" when the label policy is enabled, the DLP policy is present, and the retention policy is enabled. Exit code 0 on pass, 1 on any gap. .NOTES Phoenixtekk Workplace Marketplace — Security Solutions. Read-only. Uses Get-Label / Get-LabelPolicy / Get-DlpCompliancePolicy / Get-RetentionCompliancePolicy. #&gt; [CmdletBinding()] param( [string]$LabelPolicyName     = 'Label Policy - Sensitivity Taxonomy - All Users', [string]$DlpPolicyName       = 'DLP Policy - Financial and PII', [string]$RetentionPolicyName = 'Retention Policy - M365 Baseline - 5 Year' )</w:t>
+        <w:t xml:space="preserve"> powershell -ExecutionPolicy Bypass -File .\PURVIEW-Validation.ps1 Sign in as a Compliance Administrator when prompted. Optionally pass -DlpPolicyName / -RetentionPolicyName / -LabelPolicyName to match your renamed objects. EXPECTED RESULTS "VALIDATION PASSED" when the label policy is enabled, the DLP policy is present, and the retention policy is enabled. Exit code 0 on pass, 1 on any gap. .NOTES White-label — Security Solutions. Read-only. Uses Get-Label / Get-LabelPolicy / Get-DlpCompliancePolicy / Get-RetentionCompliancePolicy. #&gt; [CmdletBinding()] param( [string]$LabelPolicyName     = 'Label Policy - Sensitivity Taxonomy - All Users', [string]$DlpPolicyName       = 'DLP Policy - Financial and PII', [string]$RetentionPolicyName = 'Retention Policy - M365 Baseline - 5 Year' )</w:t>
       </w:r>
     </w:p>
     <w:sectPr>
